--- a/Programacion II/Kit docente/Clase 2/Guion Docente Clase 2 - Colecciones dinamicas ArrayList.docx
+++ b/Programacion II/Kit docente/Clase 2/Guion Docente Clase 2 - Colecciones dinamicas ArrayList.docx
@@ -372,7 +372,7 @@
           <w:color w:val="4A4A49"/>
           <w:sz w:val="22"/>
         </w:rPr>
-        <w:t>Pregunta al aire (2 min): ¿donde encaja esto en el VetCare de su equipo?</w:t>
+        <w:t>Pregunta al aire (2 min): ¿donde encaja esto en su VetCare?</w:t>
       </w:r>
     </w:p>
     <w:p>
@@ -464,7 +464,7 @@
           <w:color w:val="4A4A49"/>
           <w:sz w:val="22"/>
         </w:rPr>
-        <w:t xml:space="preserve"> «Equipos: abran su proyecto VetCare. Esto suma a la rubrica del PI.»</w:t>
+        <w:t xml:space="preserve"> «Abran su proyecto VetCare. Trabajo individual por defecto; si autorice equipo, el archivo puede ser compartido pero cada uno entrega en ExamLab. Esto suma a la rubrica del PI.»</w:t>
       </w:r>
     </w:p>
     <w:p>
@@ -549,7 +549,7 @@
           <w:color w:val="4A4A49"/>
           <w:sz w:val="22"/>
         </w:rPr>
-        <w:t>Circular por los equipos. Empujar evidencia funcionando, no perfeccionismo.</w:t>
+        <w:t>Circular por los puestos. Empujar evidencia funcionando, no perfeccionismo.</w:t>
       </w:r>
     </w:p>
     <w:p>

--- a/Programacion II/Kit docente/Clase 2/Guion Docente Clase 2 - Colecciones dinamicas ArrayList.docx
+++ b/Programacion II/Kit docente/Clase 2/Guion Docente Clase 2 - Colecciones dinamicas ArrayList.docx
@@ -156,6 +156,7 @@
       <w:r>
         <w:rPr>
           <w:rFonts w:ascii="Consolas" w:hAnsi="Consolas"/>
+          <w:b w:val="0"/>
           <w:color w:val="111111"/>
           <w:sz w:val="21"/>
         </w:rPr>
@@ -430,6 +431,7 @@
       <w:r>
         <w:rPr>
           <w:rFonts w:ascii="Consolas" w:hAnsi="Consolas"/>
+          <w:b w:val="0"/>
           <w:color w:val="111111"/>
           <w:sz w:val="21"/>
         </w:rPr>
@@ -597,6 +599,7 @@
       <w:r>
         <w:rPr>
           <w:rFonts w:ascii="Consolas" w:hAnsi="Consolas"/>
+          <w:b w:val="0"/>
           <w:color w:val="111111"/>
           <w:sz w:val="21"/>
         </w:rPr>
@@ -664,6 +667,7 @@
       <w:r>
         <w:rPr>
           <w:rFonts w:ascii="Consolas" w:hAnsi="Consolas"/>
+          <w:b w:val="0"/>
           <w:color w:val="111111"/>
           <w:sz w:val="21"/>
         </w:rPr>

--- a/Programacion II/Kit docente/Clase 2/Guion Docente Clase 2 - Colecciones dinamicas ArrayList.docx
+++ b/Programacion II/Kit docente/Clase 2/Guion Docente Clase 2 - Colecciones dinamicas ArrayList.docx
@@ -109,7 +109,7 @@
           <w:color w:val="4A4A49"/>
           <w:sz w:val="22"/>
         </w:rPr>
-        <w:t xml:space="preserve"> Proyecto NetBeans con las clases Mascota y RegistroMascotas y un menu de consola que agrega, lista, busca por ID y elimina mascotas, comprimido y subido a ExamLab.</w:t>
+        <w:t xml:space="preserve"> Proyecto Java con las clases Mascota y RegistroMascotas y un menu de consola que agrega, lista, busca por ID y elimina mascotas, comprimido y subido a ExamLab.</w:t>
       </w:r>
     </w:p>
     <w:p>
@@ -130,7 +130,7 @@
           <w:color w:val="4A4A49"/>
           <w:sz w:val="22"/>
         </w:rPr>
-        <w:t xml:space="preserve"> Apache NetBeans</w:t>
+        <w:t xml:space="preserve"> Visual Studio Code (Java)</w:t>
       </w:r>
     </w:p>
     <w:p>
@@ -248,7 +248,7 @@
           <w:color w:val="4A4A49"/>
           <w:sz w:val="22"/>
         </w:rPr>
-        <w:t>Error tipico del docente que no domina el tema: creer que new ArrayList&lt;&gt;(50) ya trae 50 mascotas adentro y hacer get(0) de una, lo que revienta con IndexOutOfBoundsException porque ese 50 es capacidad, no tamano; la lista recien creada tiene size() igual a cero. El segundo tropiezo es la confusion de nombres: los arreglos usan .length (sin parentesis), los String usan .length() (con parentesis) y las colecciones usan .size(); el docente escribe mascotas.length, no compila, y se queda mudo frente al grupo. El tercero es recorrer con i &lt;= mascotas.size(), que siempre falla en la ultima vuelta porque los indices van de 0 a size()-1. Y el cuarto, el mas comun, es escribir ArrayList mascotas = new ArrayList(); sin generico, que compila con una advertencia amarilla, obliga a castear cada elemento al leerlo y termina en ClassCastException en tiempo de ejecucion. Antes de la clase, ejecute usted mismo estos cuatro errores en NetBeans para reconocer el mensaje rojo en dos segundos y convertirlo en ensenanza en vez de en silencio incomodo.</w:t>
+        <w:t>Error tipico del docente que no domina el tema: creer que new ArrayList&lt;&gt;(50) ya trae 50 mascotas adentro y hacer get(0) de una, lo que revienta con IndexOutOfBoundsException porque ese 50 es capacidad, no tamano; la lista recien creada tiene size() igual a cero. El segundo tropiezo es la confusion de nombres: los arreglos usan .length (sin parentesis), los String usan .length() (con parentesis) y las colecciones usan .size(); el docente escribe mascotas.length, no compila, y se queda mudo frente al grupo. El tercero es recorrer con i &lt;= mascotas.size(), que siempre falla en la ultima vuelta porque los indices van de 0 a size()-1. Y el cuarto, el mas comun, es escribir ArrayList mascotas = new ArrayList(); sin generico, que compila con una advertencia amarilla, obliga a castear cada elemento al leerlo y termina en ClassCastException en tiempo de ejecucion. Antes de la clase, ejecute usted mismo estos cuatro errores en VS Code para reconocer el mensaje rojo en dos segundos y convertirlo en ensenanza en vez de en silencio incomodo.</w:t>
       </w:r>
     </w:p>
     <w:p>
@@ -489,7 +489,7 @@
           <w:color w:val="4A4A49"/>
           <w:sz w:val="22"/>
         </w:rPr>
-        <w:t>Cree en NetBeans el proyecto Java Application llamado VetCare con paquete vetcare, y dentro de el la clase Mascota con los atributos privados id, nombre, especie, edad y dueno, su constructor completo, sus getters y el metodo toString(); verifique imprimiendo una mascota de prueba y confirmando que en consola sale el texto legible y no vetcare.Mascota@1a2b3c.</w:t>
+        <w:t>Cree en VS Code el proyecto Java llamado VetCare con paquete vetcare, y dentro de el la clase Mascota con los atributos privados id, nombre, especie, edad y dueno, su constructor completo, sus getters y el metodo toString(); verifique imprimiendo una mascota de prueba y confirmando que en consola sale el texto legible y no vetcare.Mascota@1a2b3c.</w:t>
       </w:r>
     </w:p>
     <w:p>
@@ -561,7 +561,7 @@
           <w:color w:val="4A4A49"/>
           <w:sz w:val="22"/>
         </w:rPr>
-        <w:t>Entregable: Proyecto NetBeans con las clases Mascota y RegistroMascotas y un menu de consola que agrega, lista, busca por ID y elimina mascotas, comprimido y subido a ExamLab.</w:t>
+        <w:t>Entregable: Proyecto Java con las clases Mascota y RegistroMascotas y un menu de consola que agrega, lista, busca por ID y elimina mascotas, comprimido y subido a ExamLab.</w:t>
       </w:r>
     </w:p>
     <w:p>
